--- a/Space_News_02_09_2026.docx
+++ b/Space_News_02_09_2026.docx
@@ -361,7 +361,7 @@
           <w:rFonts w:ascii="Times New Roman" w:hAnsi="Times New Roman"/>
           <w:sz w:val="24"/>
         </w:rPr>
-        <w:t>Tirumala: ISRO Chairman V. Narayanan visited the Tirumala Tirupati Devasthanams (TTD) on Wednesday and offered prayers at the Sri Venkateswara Swamy temple. During his visit, Narayanan placed rocket models of GSLV-F17 and EOS-05 near the sacred feet of Lord Venkateswara and performed special pujas. The ISRO Chairman sought the blessings of Lord Venkateswara for the success of the upcoming space missions. After offering prayers, the ISRO Chairman received Veda Ashirvachanam from Vedic scholars at the Ranganayakula Mandapam. Temple officials felicitated him with the sacred temple cloth and presented Srivari Theertha Prasadam. The GSLV-F17/EOS-05 mission is scheduled for launch at 2:55 am on September 4 from the Satish Dhawan Space Centre at Sriharikota.</w:t>
+        <w:t>Tirumala: ISRO Chairman V. Narayanan visited the Tirumala Tirupati Devasthanams (TTD) on Wednesday and offered prayers at the Sri Venkateswara Swamy temple. During his visit, Narayanan placed rocket models of GSLV-F17 and EOS-05 near the sacred feet of Lord Venkateswara and performed special pujas. The ISRO Chairman sought the blessings of Lord Venkateswara for the success of the upcoming space missions. After offering prayers, the ISRO Chairman received Veda Ashirvachanam from Vedic scholars at the Ranganayakula Mandapam. Temple officials felicitated him with the sacred temple cloth and presented Srivari Theertha Prasadam. The GSLV-F17/EOS-05 mission is scheduled for launch at 2:55 am on September 4 from the Satish Dhawan Space Centre at Sriharikota. GSLV-17: The Indian Space Research Organisation (ISRO) is set to launch the GSLV-F17, the 19th flight of India's Geosynchronous Satellite Launch Vehicle (GSLV), carrying the EOS-05 Earth observation satellite. The launch is planned from the Second Launch Pad (SLP) at the Satish Dhawan Space Centre, SHAR. The GSLV-F17 will deploy EOS-05 into a Sub-Geosynchronous Transfer Orbit (Sub-GTO). EOS-05 is India's first ever imaging satellite from Geosynchronous orbit.</w:t>
       </w:r>
     </w:p>
     <w:p>
@@ -410,7 +410,7 @@
           <w:rFonts w:ascii="Times New Roman" w:hAnsi="Times New Roman"/>
           <w:sz w:val="24"/>
         </w:rPr>
-        <w:t>ISRO @isro GSLV-F17 carrying EOS-05 was moved from the Vehicle Assembly Building (VAB) to the Umbilical Tower (UT) on 28th August 2026 at Satish Dhawan Space Centre, SHAR, Sriharikota, as preparations continue for the scheduled launch on: 🗓️ 04 Sept 2026 | ⏰ 02:55 AM IST Livestreaming starting from 02:25 AM IST onwards: youtube.com/live/Q9OdYc3Kp… For more information: isro.gov.in/Mission_GSLVF1… #GSLVF17 #EOS05 #ISRO 00:00 4:29 PM · Sep 1, 2026 219.7K Views 423 2.9K</w:t>
+        <w:t>ISRO @isro GSLV-F17 carrying EOS-05 was moved from the Vehicle Assembly Building (VAB) to the Umbilical Tower (UT) on 28th August 2026 at Satish Dhawan Space Centre, SHAR, Sriharikota, as preparations continue for the scheduled launch on: 🗓️ 04 Sept 2026 | ⏰ 02:55 AM IST Livestreaming starting from 02:25 AM IST onwards: youtube.com/live/Q9OdYc3Kp… For more information: isro.gov.in/Mission_GSLVF1… #GSLVF17 #EOS05 #ISRO 00:00 4:29 PM · Sep 1, 2026 243.6K Views 453 3.1K</w:t>
       </w:r>
     </w:p>
     <w:p>
@@ -993,7 +993,7 @@
           <w:rFonts w:ascii="Times New Roman" w:hAnsi="Times New Roman"/>
           <w:sz w:val="24"/>
         </w:rPr>
-        <w:t>A SpaceX Falcon 9 will liftoff from the company's West Coast launch facility early Wednesday morning to add another batch of satellites to SpaceX's Starlink constellation. Liftoff from Vandenberg Space Force Base in California is currently scheduled for 1:18 a.m. PDT (4:18 a.m. EDT / 0818 UTC). Spaceflight Now will have live coverage starting 30 minutes prior to launch. The Falcon 9 first stage booster, B1063, making its 35th flight, will take a south-easterly trajectory on departure from Space Launch Complex 4-East. After second stage separation, the booster will target a landing on the drone ship 'Of Course I Still Love You' stationed in the Pacific Ocean off the coast of Baja California. If all goes according to plan, 27 Starlink V2 Mini satellites will be deployed from the Falcon 9 upper stage just over an hour into flight. SpaceX is now basing its Starlink launch operations on the West Coast as it focuses efforts at Cape Canaveral on preparing for the East Coast debut of its Starship vehicle.</w:t>
+        <w:t>A SpaceX Falcon 9 will liftoff from the company's West Coast launch facility early Wednesday morning to add another batch of satellites to SpaceX's Starlink constellation. Liftoff from Vandenberg Space Force Base in California is scheduled for 1:42 a.m. PDT (4:42 a.m. EDT / 0842 UTC). Spaceflight Now will have live coverage starting 30 minutes prior to launch. The Falcon 9 first stage booster, B1063, making its 35th flight, will take a south-easterly trajectory on departure from Space Launch Complex 4-East. After second stage separation, the booster will target a landing on the drone ship 'Of Course I Still Love You' stationed in the Pacific Ocean off the coast of Baja California. If all goes according to plan, 27 Starlink V2 Mini satellites will be deployed from the Falcon 9 upper stage just over an hour into flight. SpaceX is now basing its Starlink launch operations on the West Coast as it focuses efforts at Cape Canaveral on preparing for the East Coast debut of its Starship vehicle.</w:t>
       </w:r>
     </w:p>
     <w:p>
